--- a/zht/docx/23.content.docx
+++ b/zht/docx/23.content.docx
@@ -19,7 +19,7 @@
         <w:rPr>
           <w:lang w:val="zh_TW" w:bidi="zh_TW"/>
         </w:rPr>
-        <w:t>Resource: 研讀筆記 - 書籍簡介 (Tyndale)</w:t>
+        <w:t>Resource: Tyndale Open Study Notes</w:t>
       </w:r>
       <w:r>
         <w:rPr>
@@ -112,7 +112,7 @@
         <w:rPr>
           <w:lang w:val="zh_TW" w:bidi="zh_TW"/>
         </w:rPr>
-        <w:t>研讀筆記 - 書籍簡介 (Tyndale)</w:t>
+        <w:t>Tyndale Open Study Notes</w:t>
       </w:r>
     </w:p>
     <w:p>

--- a/zht/docx/23.content.docx
+++ b/zht/docx/23.content.docx
@@ -19,7 +19,7 @@
         <w:rPr>
           <w:lang w:val="zh_TW" w:bidi="zh_TW"/>
         </w:rPr>
-        <w:t>Resource: Tyndale Open Study Notes</w:t>
+        <w:t>Resource: Aquifer Open Study Notes (Book Intros)</w:t>
       </w:r>
       <w:r>
         <w:rPr>
@@ -112,7 +112,7 @@
         <w:rPr>
           <w:lang w:val="zh_TW" w:bidi="zh_TW"/>
         </w:rPr>
-        <w:t>Tyndale Open Study Notes</w:t>
+        <w:t>Aquifer Open Study Notes (Book Intros)</w:t>
       </w:r>
     </w:p>
     <w:p>

--- a/zht/docx/23.content.docx
+++ b/zht/docx/23.content.docx
@@ -285,36 +285,24 @@
         </w:rPr>
         <w:t>當猶大王烏西雅還活著的時候，猶大能夠忽視這些危機。總體來說，烏西雅是一位優秀而富有成效的國王，他有一支強大的軍隊（</w:t>
       </w:r>
-      <w:hyperlink r:id="rId13">
-        <w:r>
-          <w:rPr>
-            <w:lang w:val="zh_TW" w:bidi="zh_TW"/>
-          </w:rPr>
-          <w:rPr>
-            <w:color w:val="0000EE"/>
-            <w:u w:val="single"/>
-          </w:rPr>
-          <w:t>代下26:11–15</w:t>
-        </w:r>
-      </w:hyperlink>
+      <w:r>
+        <w:rPr>
+          <w:lang w:val="zh_TW" w:bidi="zh_TW"/>
+        </w:rPr>
+        <w:t>代下26:11–15</w:t>
+      </w:r>
       <w:r>
         <w:rPr>
           <w:lang w:val="zh_TW" w:bidi="zh_TW"/>
         </w:rPr>
         <w:t>），他的子民希望他能以某種方式從亞述人手中拯救國家。然而，當烏西亞死後，不敬虔的統治者接替了他。在這場領袖危機中，神賜給以賽亞一個異象，這個異象開啟了他的事工，並在接下來的四十年裡繼續指引著他（</w:t>
       </w:r>
-      <w:hyperlink r:id="rId14">
-        <w:r>
-          <w:rPr>
-            <w:lang w:val="zh_TW" w:bidi="zh_TW"/>
-          </w:rPr>
-          <w:rPr>
-            <w:color w:val="0000EE"/>
-            <w:u w:val="single"/>
-          </w:rPr>
-          <w:t>賽6</w:t>
-        </w:r>
-      </w:hyperlink>
+      <w:r>
+        <w:rPr>
+          <w:lang w:val="zh_TW" w:bidi="zh_TW"/>
+        </w:rPr>
+        <w:t>賽6</w:t>
+      </w:r>
       <w:r>
         <w:rPr>
           <w:lang w:val="zh_TW" w:bidi="zh_TW"/>
@@ -349,54 +337,36 @@
         </w:rPr>
         <w:t>不幸的是，以賽亞所傳達的中心信息並不總受重視。大約在公元前734年，以色列與亞蘭結盟，共同對抗亞述。猶大王亞哈斯拒絕加入這個聯盟，以色列和亞蘭便攻打猶大，以迫使亞哈斯加入。面對這個危機，亞哈斯愚蠢地請求亞述人來拯救他（</w:t>
       </w:r>
-      <w:hyperlink r:id="rId15">
-        <w:r>
-          <w:rPr>
-            <w:lang w:val="zh_TW" w:bidi="zh_TW"/>
-          </w:rPr>
-          <w:rPr>
-            <w:color w:val="0000EE"/>
-            <w:u w:val="single"/>
-          </w:rPr>
-          <w:t>代下28:16–21</w:t>
-        </w:r>
-      </w:hyperlink>
+      <w:r>
+        <w:rPr>
+          <w:lang w:val="zh_TW" w:bidi="zh_TW"/>
+        </w:rPr>
+        <w:t>代下28:16–21</w:t>
+      </w:r>
       <w:r>
         <w:rPr>
           <w:lang w:val="zh_TW" w:bidi="zh_TW"/>
         </w:rPr>
         <w:t>），而不是信靠神（</w:t>
       </w:r>
-      <w:hyperlink r:id="rId16">
-        <w:r>
-          <w:rPr>
-            <w:lang w:val="zh_TW" w:bidi="zh_TW"/>
-          </w:rPr>
-          <w:rPr>
-            <w:color w:val="0000EE"/>
-            <w:u w:val="single"/>
-          </w:rPr>
-          <w:t>賽7:1–12</w:t>
-        </w:r>
-      </w:hyperlink>
+      <w:r>
+        <w:rPr>
+          <w:lang w:val="zh_TW" w:bidi="zh_TW"/>
+        </w:rPr>
+        <w:t>賽7:1–12</w:t>
+      </w:r>
       <w:r>
         <w:rPr>
           <w:lang w:val="zh_TW" w:bidi="zh_TW"/>
         </w:rPr>
         <w:t>）。雖然亞述王確實擊敗了亞蘭和以色列，但他也征服了猶大，並對其徵收了沉重的稅賦。僅僅幾年後（公元前722年），亞述再次擊敗以色列王國，並擄走了大部分百姓（</w:t>
       </w:r>
-      <w:hyperlink r:id="rId17">
-        <w:r>
-          <w:rPr>
-            <w:lang w:val="zh_TW" w:bidi="zh_TW"/>
-          </w:rPr>
-          <w:rPr>
-            <w:color w:val="0000EE"/>
-            <w:u w:val="single"/>
-          </w:rPr>
-          <w:t>王下17:5–18</w:t>
-        </w:r>
-      </w:hyperlink>
+      <w:r>
+        <w:rPr>
+          <w:lang w:val="zh_TW" w:bidi="zh_TW"/>
+        </w:rPr>
+        <w:t>王下17:5–18</w:t>
+      </w:r>
       <w:r>
         <w:rPr>
           <w:lang w:val="zh_TW" w:bidi="zh_TW"/>
@@ -417,18 +387,12 @@
         </w:rPr>
         <w:t>在公元前701年，希西家王在位期間，亞述再次入侵猶大。這一次，猶大倚靠神的信實，而神也如所應許的，從亞述軍隊手中拯救了猶大（</w:t>
       </w:r>
-      <w:hyperlink r:id="rId18">
-        <w:r>
-          <w:rPr>
-            <w:lang w:val="zh_TW" w:bidi="zh_TW"/>
-          </w:rPr>
-          <w:rPr>
-            <w:color w:val="0000EE"/>
-            <w:u w:val="single"/>
-          </w:rPr>
-          <w:t>37:21–36</w:t>
-        </w:r>
-      </w:hyperlink>
+      <w:r>
+        <w:rPr>
+          <w:lang w:val="zh_TW" w:bidi="zh_TW"/>
+        </w:rPr>
+        <w:t>37:21–36</w:t>
+      </w:r>
       <w:r>
         <w:rPr>
           <w:lang w:val="zh_TW" w:bidi="zh_TW"/>
@@ -463,18 +427,12 @@
         </w:rPr>
         <w:t>從被擄歸回後（公元前538年；見</w:t>
       </w:r>
-      <w:hyperlink r:id="rId19">
-        <w:r>
-          <w:rPr>
-            <w:lang w:val="zh_TW" w:bidi="zh_TW"/>
-          </w:rPr>
-          <w:rPr>
-            <w:color w:val="0000EE"/>
-            <w:u w:val="single"/>
-          </w:rPr>
-          <w:t>拉1:1–4</w:t>
-        </w:r>
-      </w:hyperlink>
+      <w:r>
+        <w:rPr>
+          <w:lang w:val="zh_TW" w:bidi="zh_TW"/>
+        </w:rPr>
+        <w:t>拉1:1–4</w:t>
+      </w:r>
       <w:r>
         <w:rPr>
           <w:lang w:val="zh_TW" w:bidi="zh_TW"/>
@@ -500,126 +458,84 @@
           <w:lang w:val="zh_TW" w:bidi="zh_TW"/>
         </w:rPr>
       </w:r>
-      <w:hyperlink r:id="rId20">
-        <w:r>
-          <w:rPr>
-            <w:lang w:val="zh_TW" w:bidi="zh_TW"/>
-          </w:rPr>
-          <w:rPr>
-            <w:color w:val="0000EE"/>
-            <w:u w:val="single"/>
-          </w:rPr>
-          <w:t>以賽亞書第一章–第三十九章</w:t>
-        </w:r>
-      </w:hyperlink>
+      <w:r>
+        <w:rPr>
+          <w:lang w:val="zh_TW" w:bidi="zh_TW"/>
+        </w:rPr>
+        <w:t>以賽亞書第一章–第三十九章</w:t>
+      </w:r>
       <w:r>
         <w:rPr>
           <w:lang w:val="zh_TW" w:bidi="zh_TW"/>
         </w:rPr>
         <w:t>涵蓋了從烏西雅去世（公元前740年），到公元前701年的這段時期。引言（</w:t>
       </w:r>
-      <w:hyperlink r:id="rId21">
-        <w:r>
-          <w:rPr>
-            <w:lang w:val="zh_TW" w:bidi="zh_TW"/>
-          </w:rPr>
-          <w:rPr>
-            <w:color w:val="0000EE"/>
-            <w:u w:val="single"/>
-          </w:rPr>
-          <w:t>1–5章</w:t>
-        </w:r>
-      </w:hyperlink>
+      <w:r>
+        <w:rPr>
+          <w:lang w:val="zh_TW" w:bidi="zh_TW"/>
+        </w:rPr>
+        <w:t>1–5章</w:t>
+      </w:r>
       <w:r>
         <w:rPr>
           <w:lang w:val="zh_TW" w:bidi="zh_TW"/>
         </w:rPr>
         <w:t>）將猶大當前的罪惡和不公的景況，與他們最初被呼召在神面前蒙福的景況作了一個對比。這個對比提出了一個問題：當前的敗壞如何能夠轉變為榮耀、純潔和豐盛？先知在</w:t>
       </w:r>
-      <w:hyperlink r:id="rId14">
-        <w:r>
-          <w:rPr>
-            <w:lang w:val="zh_TW" w:bidi="zh_TW"/>
-          </w:rPr>
-          <w:rPr>
-            <w:color w:val="0000EE"/>
-            <w:u w:val="single"/>
-          </w:rPr>
-          <w:t>第六章</w:t>
-        </w:r>
-      </w:hyperlink>
+      <w:r>
+        <w:rPr>
+          <w:lang w:val="zh_TW" w:bidi="zh_TW"/>
+        </w:rPr>
+        <w:t>第六章</w:t>
+      </w:r>
       <w:r>
         <w:rPr>
           <w:lang w:val="zh_TW" w:bidi="zh_TW"/>
         </w:rPr>
         <w:t>中回答了這個問題，因為他以自己的更新和呼召為例，說明如何在全國範圍內發生改變。然而，猶大若要經歷這樣的更新，就必須轉離罪惡的道路，學習信靠神。在</w:t>
       </w:r>
-      <w:hyperlink r:id="rId22">
-        <w:r>
-          <w:rPr>
-            <w:lang w:val="zh_TW" w:bidi="zh_TW"/>
-          </w:rPr>
-          <w:rPr>
-            <w:color w:val="0000EE"/>
-            <w:u w:val="single"/>
-          </w:rPr>
-          <w:t>第十三章–三十五章</w:t>
-        </w:r>
-      </w:hyperlink>
+      <w:r>
+        <w:rPr>
+          <w:lang w:val="zh_TW" w:bidi="zh_TW"/>
+        </w:rPr>
+        <w:t>第十三章–三十五章</w:t>
+      </w:r>
       <w:r>
         <w:rPr>
           <w:lang w:val="zh_TW" w:bidi="zh_TW"/>
         </w:rPr>
         <w:t>中，先知使用各種文學形式和生活情境來證實，神是唯一真正可信靠的神；仰賴周遭任何國家來代替神，都是極度愚蠢的行為。以賽亞用兩個與亞述有關的歷史經歷來說明這個信息：亞哈斯王在第</w:t>
       </w:r>
-      <w:hyperlink r:id="rId23">
-        <w:r>
-          <w:rPr>
-            <w:lang w:val="zh_TW" w:bidi="zh_TW"/>
-          </w:rPr>
-          <w:rPr>
-            <w:color w:val="0000EE"/>
-            <w:u w:val="single"/>
-          </w:rPr>
-          <w:t>七章–十二章</w:t>
-        </w:r>
-      </w:hyperlink>
+      <w:r>
+        <w:rPr>
+          <w:lang w:val="zh_TW" w:bidi="zh_TW"/>
+        </w:rPr>
+        <w:t>七章–十二章</w:t>
+      </w:r>
       <w:r>
         <w:rPr>
           <w:lang w:val="zh_TW" w:bidi="zh_TW"/>
         </w:rPr>
         <w:t>中的經歷，和希西家王在第</w:t>
       </w:r>
-      <w:hyperlink r:id="rId24">
-        <w:r>
-          <w:rPr>
-            <w:lang w:val="zh_TW" w:bidi="zh_TW"/>
-          </w:rPr>
-          <w:rPr>
-            <w:color w:val="0000EE"/>
-            <w:u w:val="single"/>
-          </w:rPr>
-          <w:t>三十六章–三十九章</w:t>
-        </w:r>
-      </w:hyperlink>
+      <w:r>
+        <w:rPr>
+          <w:lang w:val="zh_TW" w:bidi="zh_TW"/>
+        </w:rPr>
+        <w:t>三十六章–三十九章</w:t>
+      </w:r>
       <w:r>
         <w:rPr>
           <w:lang w:val="zh_TW" w:bidi="zh_TW"/>
         </w:rPr>
         <w:t>中的經歷。當亞哈斯未能信靠神時，災難隨之而來。相比之下，他的兒子希西家信靠神，因此就帶來了一次大的拯救。然而，希西家也有軟弱的時候（</w:t>
       </w:r>
-      <w:hyperlink r:id="rId25">
-        <w:r>
-          <w:rPr>
-            <w:lang w:val="zh_TW" w:bidi="zh_TW"/>
-          </w:rPr>
-          <w:rPr>
-            <w:color w:val="0000EE"/>
-            <w:u w:val="single"/>
-          </w:rPr>
-          <w:t>第39章</w:t>
-        </w:r>
-      </w:hyperlink>
+      <w:r>
+        <w:rPr>
+          <w:lang w:val="zh_TW" w:bidi="zh_TW"/>
+        </w:rPr>
+        <w:t>第39章</w:t>
+      </w:r>
       <w:r>
         <w:rPr>
           <w:lang w:val="zh_TW" w:bidi="zh_TW"/>
@@ -634,54 +550,36 @@
           <w:lang w:val="zh_TW" w:bidi="zh_TW"/>
         </w:rPr>
       </w:r>
-      <w:hyperlink r:id="rId26">
-        <w:r>
-          <w:rPr>
-            <w:lang w:val="zh_TW" w:bidi="zh_TW"/>
-          </w:rPr>
-          <w:rPr>
-            <w:color w:val="0000EE"/>
-            <w:u w:val="single"/>
-          </w:rPr>
-          <w:t>以賽亞書第四十章–五十五章</w:t>
-        </w:r>
-      </w:hyperlink>
+      <w:r>
+        <w:rPr>
+          <w:lang w:val="zh_TW" w:bidi="zh_TW"/>
+        </w:rPr>
+        <w:t>以賽亞書第四十章–五十五章</w:t>
+      </w:r>
       <w:r>
         <w:rPr>
           <w:lang w:val="zh_TW" w:bidi="zh_TW"/>
         </w:rPr>
         <w:t>回答了猶大在公元前586年被擄到巴比倫期間可能出現的問題。被擄是否意味著神被巴比倫人或猶大的罪所打敗了？神對猶大的旨意是否已經落空，而祂對此是否束手無策？在</w:t>
       </w:r>
-      <w:hyperlink r:id="rId27">
-        <w:r>
-          <w:rPr>
-            <w:lang w:val="zh_TW" w:bidi="zh_TW"/>
-          </w:rPr>
-          <w:rPr>
-            <w:color w:val="0000EE"/>
-            <w:u w:val="single"/>
-          </w:rPr>
-          <w:t>第四十章–四十八章</w:t>
-        </w:r>
-      </w:hyperlink>
+      <w:r>
+        <w:rPr>
+          <w:lang w:val="zh_TW" w:bidi="zh_TW"/>
+        </w:rPr>
+        <w:t>第四十章–四十八章</w:t>
+      </w:r>
       <w:r>
         <w:rPr>
           <w:lang w:val="zh_TW" w:bidi="zh_TW"/>
         </w:rPr>
         <w:t>中，以賽亞顯示了神遠遠超越任何偶像，當神將祂的子民從最終無能為力的巴比倫手中拯救出來時，祂的子民將成為這一點的證明。在</w:t>
       </w:r>
-      <w:hyperlink r:id="rId28">
-        <w:r>
-          <w:rPr>
-            <w:lang w:val="zh_TW" w:bidi="zh_TW"/>
-          </w:rPr>
-          <w:rPr>
-            <w:color w:val="0000EE"/>
-            <w:u w:val="single"/>
-          </w:rPr>
-          <w:t>第四十九章–五十五章</w:t>
-        </w:r>
-      </w:hyperlink>
+      <w:r>
+        <w:rPr>
+          <w:lang w:val="zh_TW" w:bidi="zh_TW"/>
+        </w:rPr>
+        <w:t>第四十九章–五十五章</w:t>
+      </w:r>
       <w:r>
         <w:rPr>
           <w:lang w:val="zh_TW" w:bidi="zh_TW"/>
@@ -696,18 +594,12 @@
           <w:lang w:val="zh_TW" w:bidi="zh_TW"/>
         </w:rPr>
       </w:r>
-      <w:hyperlink r:id="rId29">
-        <w:r>
-          <w:rPr>
-            <w:lang w:val="zh_TW" w:bidi="zh_TW"/>
-          </w:rPr>
-          <w:rPr>
-            <w:color w:val="0000EE"/>
-            <w:u w:val="single"/>
-          </w:rPr>
-          <w:t>以賽亞書五十六章–六十六章</w:t>
-        </w:r>
-      </w:hyperlink>
+      <w:r>
+        <w:rPr>
+          <w:lang w:val="zh_TW" w:bidi="zh_TW"/>
+        </w:rPr>
+        <w:t>以賽亞書五十六章–六十六章</w:t>
+      </w:r>
       <w:r>
         <w:rPr>
           <w:lang w:val="zh_TW" w:bidi="zh_TW"/>
@@ -739,84 +631,54 @@
         </w:rPr>
         <w:t>以賽亞書涉及三個不同的歷史情境，其中兩個情境超越了先知自己在世之時。因此，許多學者認為先知以賽亞不可能寫下整本書；這種看法自19世紀中期開始盛行。然而，如果神的啟示是真實的，預言是完全可能的，所以書中部分內容涉及以賽亞之後的事情並不成問題。此外，這本書展現了卓越的文學統一性。當耶穌和新約作者引用以賽亞書的內容時，他們始終聲稱他們所引用的是先知以賽亞所說的話（例如，見</w:t>
       </w:r>
-      <w:hyperlink r:id="rId30">
-        <w:r>
-          <w:rPr>
-            <w:lang w:val="zh_TW" w:bidi="zh_TW"/>
-          </w:rPr>
-          <w:rPr>
-            <w:color w:val="0000EE"/>
-            <w:u w:val="single"/>
-          </w:rPr>
-          <w:t>太8:17，</w:t>
-        </w:r>
-      </w:hyperlink>
-      <w:hyperlink r:id="rId31">
-        <w:r>
-          <w:rPr>
-            <w:lang w:val="zh_TW" w:bidi="zh_TW"/>
-          </w:rPr>
-          <w:rPr>
-            <w:color w:val="0000EE"/>
-            <w:u w:val="single"/>
-          </w:rPr>
-          <w:t>12:17–21</w:t>
-        </w:r>
-      </w:hyperlink>
+      <w:r>
+        <w:rPr>
+          <w:lang w:val="zh_TW" w:bidi="zh_TW"/>
+        </w:rPr>
+        <w:t>太8:17，</w:t>
+      </w:r>
+      <w:r>
+        <w:rPr>
+          <w:lang w:val="zh_TW" w:bidi="zh_TW"/>
+        </w:rPr>
+        <w:t>12:17–21</w:t>
+      </w:r>
       <w:r>
         <w:rPr>
           <w:lang w:val="zh_TW" w:bidi="zh_TW"/>
         </w:rPr>
         <w:t>；</w:t>
       </w:r>
-      <w:hyperlink r:id="rId32">
-        <w:r>
-          <w:rPr>
-            <w:lang w:val="zh_TW" w:bidi="zh_TW"/>
-          </w:rPr>
-          <w:rPr>
-            <w:color w:val="0000EE"/>
-            <w:u w:val="single"/>
-          </w:rPr>
-          <w:t>路3:4–6</w:t>
-        </w:r>
-      </w:hyperlink>
+      <w:r>
+        <w:rPr>
+          <w:lang w:val="zh_TW" w:bidi="zh_TW"/>
+        </w:rPr>
+        <w:t>路3:4–6</w:t>
+      </w:r>
       <w:r>
         <w:rPr>
           <w:lang w:val="zh_TW" w:bidi="zh_TW"/>
         </w:rPr>
         <w:t>；</w:t>
       </w:r>
-      <w:hyperlink r:id="rId33">
-        <w:r>
-          <w:rPr>
-            <w:lang w:val="zh_TW" w:bidi="zh_TW"/>
-          </w:rPr>
-          <w:rPr>
-            <w:color w:val="0000EE"/>
-            <w:u w:val="single"/>
-          </w:rPr>
-          <w:t>徒8:28–35</w:t>
-        </w:r>
-      </w:hyperlink>
+      <w:r>
+        <w:rPr>
+          <w:lang w:val="zh_TW" w:bidi="zh_TW"/>
+        </w:rPr>
+        <w:t>徒8:28–35</w:t>
+      </w:r>
       <w:r>
         <w:rPr>
           <w:lang w:val="zh_TW" w:bidi="zh_TW"/>
         </w:rPr>
         <w:t>；</w:t>
       </w:r>
-      <w:hyperlink r:id="rId34">
-        <w:r>
-          <w:rPr>
-            <w:lang w:val="zh_TW" w:bidi="zh_TW"/>
-          </w:rPr>
-          <w:rPr>
-            <w:color w:val="0000EE"/>
-            <w:u w:val="single"/>
-          </w:rPr>
-          <w:t>羅10:16</w:t>
-        </w:r>
-      </w:hyperlink>
+      <w:r>
+        <w:rPr>
+          <w:lang w:val="zh_TW" w:bidi="zh_TW"/>
+        </w:rPr>
+        <w:t>羅10:16</w:t>
+      </w:r>
       <w:r>
         <w:rPr>
           <w:lang w:val="zh_TW" w:bidi="zh_TW"/>
@@ -848,72 +710,48 @@
         </w:rPr>
         <w:t>從</w:t>
       </w:r>
-      <w:hyperlink r:id="rId35">
-        <w:r>
-          <w:rPr>
-            <w:lang w:val="zh_TW" w:bidi="zh_TW"/>
-          </w:rPr>
-          <w:rPr>
-            <w:color w:val="0000EE"/>
-            <w:u w:val="single"/>
-          </w:rPr>
-          <w:t>第六章-三十九章</w:t>
-        </w:r>
-      </w:hyperlink>
+      <w:r>
+        <w:rPr>
+          <w:lang w:val="zh_TW" w:bidi="zh_TW"/>
+        </w:rPr>
+        <w:t>第六章-三十九章</w:t>
+      </w:r>
       <w:r>
         <w:rPr>
           <w:lang w:val="zh_TW" w:bidi="zh_TW"/>
         </w:rPr>
         <w:t>的歷史參考資料來看，這些資料很可能是在公元前 740 年烏西雅去世，到公元前 701 年西拿基立從耶路撒冷撤退的三十八年間，不同時間內記錄下來的。由於</w:t>
       </w:r>
-      <w:hyperlink r:id="rId36">
-        <w:r>
-          <w:rPr>
-            <w:lang w:val="zh_TW" w:bidi="zh_TW"/>
-          </w:rPr>
-          <w:rPr>
-            <w:color w:val="0000EE"/>
-            <w:u w:val="single"/>
-          </w:rPr>
-          <w:t>第四十-六十六章</w:t>
-        </w:r>
-      </w:hyperlink>
+      <w:r>
+        <w:rPr>
+          <w:lang w:val="zh_TW" w:bidi="zh_TW"/>
+        </w:rPr>
+        <w:t>第四十-六十六章</w:t>
+      </w:r>
       <w:r>
         <w:rPr>
           <w:lang w:val="zh_TW" w:bidi="zh_TW"/>
         </w:rPr>
         <w:t>的抒情風格比較簡單、注重默想和反省，因此從主前 701 年到這些章節的完成，可能經過了一段時間。我們不知道以賽亞是何時去世的，但傳統認為他是在瑪拿西單獨統治期間（西元前686–642年）去世的。因此，從</w:t>
       </w:r>
-      <w:hyperlink r:id="rId20">
-        <w:r>
-          <w:rPr>
-            <w:lang w:val="zh_TW" w:bidi="zh_TW"/>
-          </w:rPr>
-          <w:rPr>
-            <w:color w:val="0000EE"/>
-            <w:u w:val="single"/>
-          </w:rPr>
-          <w:t>第一章-三十九章</w:t>
-        </w:r>
-      </w:hyperlink>
+      <w:r>
+        <w:rPr>
+          <w:lang w:val="zh_TW" w:bidi="zh_TW"/>
+        </w:rPr>
+        <w:t>第一章-三十九章</w:t>
+      </w:r>
       <w:r>
         <w:rPr>
           <w:lang w:val="zh_TW" w:bidi="zh_TW"/>
         </w:rPr>
         <w:t>的寫作到</w:t>
       </w:r>
-      <w:hyperlink r:id="rId36">
-        <w:r>
-          <w:rPr>
-            <w:lang w:val="zh_TW" w:bidi="zh_TW"/>
-          </w:rPr>
-          <w:rPr>
-            <w:color w:val="0000EE"/>
-            <w:u w:val="single"/>
-          </w:rPr>
-          <w:t>第四十章-六十六章</w:t>
-        </w:r>
-      </w:hyperlink>
+      <w:r>
+        <w:rPr>
+          <w:lang w:val="zh_TW" w:bidi="zh_TW"/>
+        </w:rPr>
+        <w:t>第四十章-六十六章</w:t>
+      </w:r>
       <w:r>
         <w:rPr>
           <w:lang w:val="zh_TW" w:bidi="zh_TW"/>
@@ -963,18 +801,12 @@
         </w:rPr>
         <w:t>用審判的宣告警告以色列，神將因他們的罪懲罰他們（</w:t>
       </w:r>
-      <w:hyperlink r:id="rId37">
-        <w:r>
-          <w:rPr>
-            <w:lang w:val="zh_TW" w:bidi="zh_TW"/>
-          </w:rPr>
-          <w:rPr>
-            <w:color w:val="0000EE"/>
-            <w:u w:val="single"/>
-          </w:rPr>
-          <w:t>9:8–21</w:t>
-        </w:r>
-      </w:hyperlink>
+      <w:r>
+        <w:rPr>
+          <w:lang w:val="zh_TW" w:bidi="zh_TW"/>
+        </w:rPr>
+        <w:t>9:8–21</w:t>
+      </w:r>
       <w:r>
         <w:rPr>
           <w:lang w:val="zh_TW" w:bidi="zh_TW"/>
@@ -999,54 +831,36 @@
         </w:rPr>
         <w:t>哀嘆國家即將滅亡的預言（</w:t>
       </w:r>
-      <w:hyperlink r:id="rId38">
-        <w:r>
-          <w:rPr>
-            <w:lang w:val="zh_TW" w:bidi="zh_TW"/>
-          </w:rPr>
-          <w:rPr>
-            <w:color w:val="0000EE"/>
-            <w:u w:val="single"/>
-          </w:rPr>
-          <w:t>5:8–30</w:t>
-        </w:r>
-      </w:hyperlink>
+      <w:r>
+        <w:rPr>
+          <w:lang w:val="zh_TW" w:bidi="zh_TW"/>
+        </w:rPr>
+        <w:t>5:8–30</w:t>
+      </w:r>
       <w:r>
         <w:rPr>
           <w:lang w:val="zh_TW" w:bidi="zh_TW"/>
         </w:rPr>
         <w:t>；</w:t>
       </w:r>
-      <w:hyperlink r:id="rId39">
-        <w:r>
-          <w:rPr>
-            <w:lang w:val="zh_TW" w:bidi="zh_TW"/>
-          </w:rPr>
-          <w:rPr>
-            <w:color w:val="0000EE"/>
-            <w:u w:val="single"/>
-          </w:rPr>
-          <w:t>29:1–12</w:t>
-        </w:r>
-      </w:hyperlink>
+      <w:r>
+        <w:rPr>
+          <w:lang w:val="zh_TW" w:bidi="zh_TW"/>
+        </w:rPr>
+        <w:t>29:1–12</w:t>
+      </w:r>
       <w:r>
         <w:rPr>
           <w:lang w:val="zh_TW" w:bidi="zh_TW"/>
         </w:rPr>
         <w:t>；</w:t>
       </w:r>
-      <w:hyperlink r:id="rId40">
-        <w:r>
-          <w:rPr>
-            <w:lang w:val="zh_TW" w:bidi="zh_TW"/>
-          </w:rPr>
-          <w:rPr>
-            <w:color w:val="0000EE"/>
-            <w:u w:val="single"/>
-          </w:rPr>
-          <w:t>31:1–9</w:t>
-        </w:r>
-      </w:hyperlink>
+      <w:r>
+        <w:rPr>
+          <w:lang w:val="zh_TW" w:bidi="zh_TW"/>
+        </w:rPr>
+        <w:t>31:1–9</w:t>
+      </w:r>
       <w:r>
         <w:rPr>
           <w:lang w:val="zh_TW" w:bidi="zh_TW"/>
@@ -1071,36 +885,24 @@
         </w:rPr>
         <w:t>用比喻來教導（</w:t>
       </w:r>
-      <w:hyperlink r:id="rId41">
-        <w:r>
-          <w:rPr>
-            <w:lang w:val="zh_TW" w:bidi="zh_TW"/>
-          </w:rPr>
-          <w:rPr>
-            <w:color w:val="0000EE"/>
-            <w:u w:val="single"/>
-          </w:rPr>
-          <w:t>5:1–8</w:t>
-        </w:r>
-      </w:hyperlink>
+      <w:r>
+        <w:rPr>
+          <w:lang w:val="zh_TW" w:bidi="zh_TW"/>
+        </w:rPr>
+        <w:t>5:1–8</w:t>
+      </w:r>
       <w:r>
         <w:rPr>
           <w:lang w:val="zh_TW" w:bidi="zh_TW"/>
         </w:rPr>
         <w:t>；</w:t>
       </w:r>
-      <w:hyperlink r:id="rId42">
-        <w:r>
-          <w:rPr>
-            <w:lang w:val="zh_TW" w:bidi="zh_TW"/>
-          </w:rPr>
-          <w:rPr>
-            <w:color w:val="0000EE"/>
-            <w:u w:val="single"/>
-          </w:rPr>
-          <w:t>27:2–6</w:t>
-        </w:r>
-      </w:hyperlink>
+      <w:r>
+        <w:rPr>
+          <w:lang w:val="zh_TW" w:bidi="zh_TW"/>
+        </w:rPr>
+        <w:t>27:2–6</w:t>
+      </w:r>
       <w:r>
         <w:rPr>
           <w:lang w:val="zh_TW" w:bidi="zh_TW"/>
@@ -1125,18 +927,12 @@
         </w:rPr>
         <w:t>用虛擬的方式來講論以證明一件事情（</w:t>
       </w:r>
-      <w:hyperlink r:id="rId43">
-        <w:r>
-          <w:rPr>
-            <w:lang w:val="zh_TW" w:bidi="zh_TW"/>
-          </w:rPr>
-          <w:rPr>
-            <w:color w:val="0000EE"/>
-            <w:u w:val="single"/>
-          </w:rPr>
-          <w:t>41:21–29</w:t>
-        </w:r>
-      </w:hyperlink>
+      <w:r>
+        <w:rPr>
+          <w:lang w:val="zh_TW" w:bidi="zh_TW"/>
+        </w:rPr>
+        <w:t>41:21–29</w:t>
+      </w:r>
       <w:r>
         <w:rPr>
           <w:lang w:val="zh_TW" w:bidi="zh_TW"/>
@@ -1161,54 +957,36 @@
         </w:rPr>
         <w:t>對未來有關盼望的救恩預言（</w:t>
       </w:r>
-      <w:hyperlink r:id="rId44">
-        <w:r>
-          <w:rPr>
-            <w:lang w:val="zh_TW" w:bidi="zh_TW"/>
-          </w:rPr>
-          <w:rPr>
-            <w:color w:val="0000EE"/>
-            <w:u w:val="single"/>
-          </w:rPr>
-          <w:t>2:1–5</w:t>
-        </w:r>
-      </w:hyperlink>
+      <w:r>
+        <w:rPr>
+          <w:lang w:val="zh_TW" w:bidi="zh_TW"/>
+        </w:rPr>
+        <w:t>2:1–5</w:t>
+      </w:r>
       <w:r>
         <w:rPr>
           <w:lang w:val="zh_TW" w:bidi="zh_TW"/>
         </w:rPr>
         <w:t>；</w:t>
       </w:r>
-      <w:hyperlink r:id="rId45">
-        <w:r>
-          <w:rPr>
-            <w:lang w:val="zh_TW" w:bidi="zh_TW"/>
-          </w:rPr>
-          <w:rPr>
-            <w:color w:val="0000EE"/>
-            <w:u w:val="single"/>
-          </w:rPr>
-          <w:t>32:1–20</w:t>
-        </w:r>
-      </w:hyperlink>
+      <w:r>
+        <w:rPr>
+          <w:lang w:val="zh_TW" w:bidi="zh_TW"/>
+        </w:rPr>
+        <w:t>32:1–20</w:t>
+      </w:r>
       <w:r>
         <w:rPr>
           <w:lang w:val="zh_TW" w:bidi="zh_TW"/>
         </w:rPr>
         <w:t>；</w:t>
       </w:r>
-      <w:hyperlink r:id="rId46">
-        <w:r>
-          <w:rPr>
-            <w:lang w:val="zh_TW" w:bidi="zh_TW"/>
-          </w:rPr>
-          <w:rPr>
-            <w:color w:val="0000EE"/>
-            <w:u w:val="single"/>
-          </w:rPr>
-          <w:t>60:1–22</w:t>
-        </w:r>
-      </w:hyperlink>
+      <w:r>
+        <w:rPr>
+          <w:lang w:val="zh_TW" w:bidi="zh_TW"/>
+        </w:rPr>
+        <w:t>60:1–22</w:t>
+      </w:r>
       <w:r>
         <w:rPr>
           <w:lang w:val="zh_TW" w:bidi="zh_TW"/>
@@ -1233,36 +1011,24 @@
         </w:rPr>
         <w:t>讚美神信實的詩歌（</w:t>
       </w:r>
-      <w:hyperlink r:id="rId47">
-        <w:r>
-          <w:rPr>
-            <w:lang w:val="zh_TW" w:bidi="zh_TW"/>
-          </w:rPr>
-          <w:rPr>
-            <w:color w:val="0000EE"/>
-            <w:u w:val="single"/>
-          </w:rPr>
-          <w:t>12:1–6</w:t>
-        </w:r>
-      </w:hyperlink>
+      <w:r>
+        <w:rPr>
+          <w:lang w:val="zh_TW" w:bidi="zh_TW"/>
+        </w:rPr>
+        <w:t>12:1–6</w:t>
+      </w:r>
       <w:r>
         <w:rPr>
           <w:lang w:val="zh_TW" w:bidi="zh_TW"/>
         </w:rPr>
         <w:t>；</w:t>
       </w:r>
-      <w:hyperlink r:id="rId48">
-        <w:r>
-          <w:rPr>
-            <w:lang w:val="zh_TW" w:bidi="zh_TW"/>
-          </w:rPr>
-          <w:rPr>
-            <w:color w:val="0000EE"/>
-            <w:u w:val="single"/>
-          </w:rPr>
-          <w:t>26:1–6</w:t>
-        </w:r>
-      </w:hyperlink>
+      <w:r>
+        <w:rPr>
+          <w:lang w:val="zh_TW" w:bidi="zh_TW"/>
+        </w:rPr>
+        <w:t>26:1–6</w:t>
+      </w:r>
       <w:r>
         <w:rPr>
           <w:lang w:val="zh_TW" w:bidi="zh_TW"/>
@@ -1287,36 +1053,24 @@
         </w:rPr>
         <w:t>對外邦的預言（</w:t>
       </w:r>
-      <w:hyperlink r:id="rId49">
-        <w:r>
-          <w:rPr>
-            <w:lang w:val="zh_TW" w:bidi="zh_TW"/>
-          </w:rPr>
-          <w:rPr>
-            <w:color w:val="0000EE"/>
-            <w:u w:val="single"/>
-          </w:rPr>
-          <w:t>15:1–16:14</w:t>
-        </w:r>
-      </w:hyperlink>
+      <w:r>
+        <w:rPr>
+          <w:lang w:val="zh_TW" w:bidi="zh_TW"/>
+        </w:rPr>
+        <w:t>15:1–16:14</w:t>
+      </w:r>
       <w:r>
         <w:rPr>
           <w:lang w:val="zh_TW" w:bidi="zh_TW"/>
         </w:rPr>
         <w:t>；</w:t>
       </w:r>
-      <w:hyperlink r:id="rId50">
-        <w:r>
-          <w:rPr>
-            <w:lang w:val="zh_TW" w:bidi="zh_TW"/>
-          </w:rPr>
-          <w:rPr>
-            <w:color w:val="0000EE"/>
-            <w:u w:val="single"/>
-          </w:rPr>
-          <w:t>23:1–18</w:t>
-        </w:r>
-      </w:hyperlink>
+      <w:r>
+        <w:rPr>
+          <w:lang w:val="zh_TW" w:bidi="zh_TW"/>
+        </w:rPr>
+        <w:t>23:1–18</w:t>
+      </w:r>
       <w:r>
         <w:rPr>
           <w:lang w:val="zh_TW" w:bidi="zh_TW"/>
@@ -1341,36 +1095,24 @@
         </w:rPr>
         <w:t>預言一位即將到來的君王彌賽亞（</w:t>
       </w:r>
-      <w:hyperlink r:id="rId51">
-        <w:r>
-          <w:rPr>
-            <w:lang w:val="zh_TW" w:bidi="zh_TW"/>
-          </w:rPr>
-          <w:rPr>
-            <w:color w:val="0000EE"/>
-            <w:u w:val="single"/>
-          </w:rPr>
-          <w:t>9:1–7</w:t>
-        </w:r>
-      </w:hyperlink>
+      <w:r>
+        <w:rPr>
+          <w:lang w:val="zh_TW" w:bidi="zh_TW"/>
+        </w:rPr>
+        <w:t>9:1–7</w:t>
+      </w:r>
       <w:r>
         <w:rPr>
           <w:lang w:val="zh_TW" w:bidi="zh_TW"/>
         </w:rPr>
         <w:t>，</w:t>
       </w:r>
-      <w:hyperlink r:id="rId52">
-        <w:r>
-          <w:rPr>
-            <w:lang w:val="zh_TW" w:bidi="zh_TW"/>
-          </w:rPr>
-          <w:rPr>
-            <w:color w:val="0000EE"/>
-            <w:u w:val="single"/>
-          </w:rPr>
-          <w:t>11:1–9</w:t>
-        </w:r>
-      </w:hyperlink>
+      <w:r>
+        <w:rPr>
+          <w:lang w:val="zh_TW" w:bidi="zh_TW"/>
+        </w:rPr>
+        <w:t>11:1–9</w:t>
+      </w:r>
       <w:r>
         <w:rPr>
           <w:lang w:val="zh_TW" w:bidi="zh_TW"/>
@@ -1395,36 +1137,24 @@
         </w:rPr>
         <w:t>關於一位將為他人的罪而受苦的僕人之歌（</w:t>
       </w:r>
-      <w:hyperlink r:id="rId53">
-        <w:r>
-          <w:rPr>
-            <w:lang w:val="zh_TW" w:bidi="zh_TW"/>
-          </w:rPr>
-          <w:rPr>
-            <w:color w:val="0000EE"/>
-            <w:u w:val="single"/>
-          </w:rPr>
-          <w:t>42:1–9</w:t>
-        </w:r>
-      </w:hyperlink>
+      <w:r>
+        <w:rPr>
+          <w:lang w:val="zh_TW" w:bidi="zh_TW"/>
+        </w:rPr>
+        <w:t>42:1–9</w:t>
+      </w:r>
       <w:r>
         <w:rPr>
           <w:lang w:val="zh_TW" w:bidi="zh_TW"/>
         </w:rPr>
         <w:t>；</w:t>
       </w:r>
-      <w:hyperlink r:id="rId54">
-        <w:r>
-          <w:rPr>
-            <w:lang w:val="zh_TW" w:bidi="zh_TW"/>
-          </w:rPr>
-          <w:rPr>
-            <w:color w:val="0000EE"/>
-            <w:u w:val="single"/>
-          </w:rPr>
-          <w:t>52:13–53:12</w:t>
-        </w:r>
-      </w:hyperlink>
+      <w:r>
+        <w:rPr>
+          <w:lang w:val="zh_TW" w:bidi="zh_TW"/>
+        </w:rPr>
+        <w:t>52:13–53:12</w:t>
+      </w:r>
       <w:r>
         <w:rPr>
           <w:lang w:val="zh_TW" w:bidi="zh_TW"/>
@@ -1449,36 +1179,24 @@
         </w:rPr>
         <w:t>時事的記述（</w:t>
       </w:r>
-      <w:hyperlink r:id="rId55">
-        <w:r>
-          <w:rPr>
-            <w:lang w:val="zh_TW" w:bidi="zh_TW"/>
-          </w:rPr>
-          <w:rPr>
-            <w:color w:val="0000EE"/>
-            <w:u w:val="single"/>
-          </w:rPr>
-          <w:t>36:1–22</w:t>
-        </w:r>
-      </w:hyperlink>
+      <w:r>
+        <w:rPr>
+          <w:lang w:val="zh_TW" w:bidi="zh_TW"/>
+        </w:rPr>
+        <w:t>36:1–22</w:t>
+      </w:r>
       <w:r>
         <w:rPr>
           <w:lang w:val="zh_TW" w:bidi="zh_TW"/>
         </w:rPr>
         <w:t>；</w:t>
       </w:r>
-      <w:hyperlink r:id="rId25">
-        <w:r>
-          <w:rPr>
-            <w:lang w:val="zh_TW" w:bidi="zh_TW"/>
-          </w:rPr>
-          <w:rPr>
-            <w:color w:val="0000EE"/>
-            <w:u w:val="single"/>
-          </w:rPr>
-          <w:t>39:1–8</w:t>
-        </w:r>
-      </w:hyperlink>
+      <w:r>
+        <w:rPr>
+          <w:lang w:val="zh_TW" w:bidi="zh_TW"/>
+        </w:rPr>
+        <w:t>39:1–8</w:t>
+      </w:r>
       <w:r>
         <w:rPr>
           <w:lang w:val="zh_TW" w:bidi="zh_TW"/>
@@ -1562,18 +1280,12 @@
         </w:rPr>
         <w:t>「神與我們同在」，</w:t>
       </w:r>
-      <w:hyperlink r:id="rId56">
-        <w:r>
-          <w:rPr>
-            <w:lang w:val="zh_TW" w:bidi="zh_TW"/>
-          </w:rPr>
-          <w:rPr>
-            <w:color w:val="0000EE"/>
-            <w:u w:val="single"/>
-          </w:rPr>
-          <w:t>7:14</w:t>
-        </w:r>
-      </w:hyperlink>
+      <w:r>
+        <w:rPr>
+          <w:lang w:val="zh_TW" w:bidi="zh_TW"/>
+        </w:rPr>
+        <w:t>7:14</w:t>
+      </w:r>
       <w:r>
         <w:rPr>
           <w:lang w:val="zh_TW" w:bidi="zh_TW"/>
@@ -1632,18 +1344,12 @@
         </w:rPr>
         <w:t>在肉身中），也就是耶穌基督，祂才是真正的以馬內利（見</w:t>
       </w:r>
-      <w:hyperlink r:id="rId57">
-        <w:r>
-          <w:rPr>
-            <w:lang w:val="zh_TW" w:bidi="zh_TW"/>
-          </w:rPr>
-          <w:rPr>
-            <w:color w:val="0000EE"/>
-            <w:u w:val="single"/>
-          </w:rPr>
-          <w:t>太1:21–23</w:t>
-        </w:r>
-      </w:hyperlink>
+      <w:r>
+        <w:rPr>
+          <w:lang w:val="zh_TW" w:bidi="zh_TW"/>
+        </w:rPr>
+        <w:t>太1:21–23</w:t>
+      </w:r>
       <w:r>
         <w:rPr>
           <w:lang w:val="zh_TW" w:bidi="zh_TW"/>
